--- a/teacher-tools/activity-guides/4-1-activity-teacher.docx
+++ b/teacher-tools/activity-guides/4-1-activity-teacher.docx
@@ -639,7 +639,7 @@
           <w:sz w:val="22"/>
           <w:szCs w:val="22"/>
         </w:rPr>
-        <w:t xml:space="preserve">Level 2 Extension — Inverted Unit Rate at the Ticket Booth · Error Analysis</w:t>
+        <w:t xml:space="preserve">Level 2 Extension — Inverted Unit Rate: Points per Minute · Error Analysis</w:t>
       </w:r>
     </w:p>
     <w:p>

--- a/teacher-tools/activity-guides/4-1-activity-teacher.docx
+++ b/teacher-tools/activity-guides/4-1-activity-teacher.docx
@@ -46,7 +46,7 @@
           <w:sz w:val="20"/>
           <w:szCs w:val="20"/>
         </w:rPr>
-        <w:t xml:space="preserve">Lesson 4-1 — Rates and Unit Rates  ·  6.RP.2</w:t>
+        <w:t xml:space="preserve">Lesson 4-1 — Rates and Unit Rates  ·  6.AT.2</w:t>
       </w:r>
     </w:p>
     <w:p>
@@ -268,7 +268,7 @@
           <w:sz w:val="22"/>
           <w:szCs w:val="22"/>
         </w:rPr>
-        <w:t xml:space="preserve">Two cabinets give points over time. Nova scored 78 points in 6 minutes. Pulse scored 75 points in 5 minutes. Which cabinet has the faster scoring rate (more points per minute)?</w:t>
+        <w:t xml:space="preserve">Nova: 78 points in 6 min. Pulse: 75 points in 5 min. Which scores faster (more points per minute)?</w:t>
       </w:r>
     </w:p>
     <w:p>
@@ -503,7 +503,7 @@
           <w:sz w:val="22"/>
           <w:szCs w:val="22"/>
         </w:rPr>
-        <w:t xml:space="preserve">Two claw machines cost coins per play. Machine A charges 150 coins for 5 plays. Machine B charges 168 coins for 8 plays. Which machine is the better value (fewer coins per play)?</w:t>
+        <w:t xml:space="preserve">Machine A: 150 coins for 5 plays. Machine B: 168 coins for 8 plays. Which is the better value (fewer coins per play)?</w:t>
       </w:r>
     </w:p>
     <w:p>
@@ -639,7 +639,7 @@
           <w:sz w:val="22"/>
           <w:szCs w:val="22"/>
         </w:rPr>
-        <w:t xml:space="preserve">Level 2 Extension — Inverted Unit Rate at the Ticket Booth · Error Analysis</w:t>
+        <w:t xml:space="preserve">Level 2 Extension — Inverted Unit Rate: Points per Minute · Error Analysis</w:t>
       </w:r>
     </w:p>
     <w:p>
